--- a/Entrepreneurs_Rulebook_v15_Tabletop.docx
+++ b/Entrepreneurs_Rulebook_v15_Tabletop.docx
@@ -3207,7 +3207,7 @@
           <w:sz w:val="21"/>
           <w:szCs w:val="21"/>
         </w:rPr>
-        <w:t xml:space="preserve">A company can only produce while you own every plot it stands on. Selling one of those plots does not destroy the building, but it stops producing until the land is bought back.</w:t>
+        <w:t xml:space="preserve">A company can only produce while every plot it stands on is owned by SOMEBODY - not necessarily by you. Selling one of those plots does not destroy the building, but it stops producing until somebody buys that ground, and whoever does collects its rent from then on.</w:t>
       </w:r>
     </w:p>
     <w:p>
@@ -3910,7 +3910,7 @@
           <w:sz w:val="21"/>
           <w:szCs w:val="21"/>
         </w:rPr>
-        <w:t xml:space="preserve">A crowded industry can sink to $1, barely above the $1 you get for recycling unsold goods. A neglected one that half the table depends on can climb past $8 a unit.</w:t>
+        <w:t xml:space="preserve">A crowded industry can sink to $1 - exactly what you get for recycling goods you could not sell, so at that point selling and scrapping pay the same. A neglected one that half the table depends on can climb past $8 a unit.</w:t>
       </w:r>
     </w:p>
     <w:p>
@@ -10314,7 +10314,7 @@
           <w:sz w:val="21"/>
           <w:szCs w:val="21"/>
         </w:rPr>
-        <w:t xml:space="preserve">The game ends at the close of Quarter 12, OR at the close of the quarter in which any player launches their SECOND Megacorp - whichever comes first. The quarter is always played out in full, so every seat has had the same number of turns.</w:t>
+        <w:t xml:space="preserve">The game ends at the close of Quarter 12, OR at the close of the quarter AFTER any player launches their SECOND Megacorp - whichever comes first. The second Megacorp does not end the game; it CALLS the final quarter, and everyone gets that quarter to answer it. If it is launched in Q11 or later the game simply ends at Q12 as usual.</w:t>
       </w:r>
     </w:p>
     <w:p>
@@ -10328,7 +10328,7 @@
           <w:sz w:val="21"/>
           <w:szCs w:val="21"/>
         </w:rPr>
-        <w:t xml:space="preserve">Most EP wins. If the final scores tie, the player with more money wins; if they are still tied, the player with fewer loan discs left in the bank.</w:t>
+        <w:t xml:space="preserve">Most EP wins. If the final scores tie, the player still running more ACTIVE COMPANIES wins - headquarters do not count, because a headquarters has stopped trading. If that is level too, the player with more money; and if they are still tied, the player with fewer loan discs left in the bank.</w:t>
       </w:r>
     </w:p>
     <w:p>

--- a/Entrepreneurs_Rulebook_v15_Tabletop.docx
+++ b/Entrepreneurs_Rulebook_v15_Tabletop.docx
@@ -5739,7 +5739,7 @@
           <w:sz w:val="21"/>
           <w:szCs w:val="21"/>
         </w:rPr>
-        <w:t xml:space="preserve">Each company produces a number of units printed on its Blueprint, doubled if it has been upgraded. That number is all it has: every ability below is a route for those units, never a source of more. You deliver them to demand icons your company can reach, and each icon pays the current market price for your industry.</w:t>
+        <w:t xml:space="preserve">Each company produces a number of units printed on its Blueprint, doubled if it has been upgraded. That number is all it has: every ability below is a route for those units, never a source of more. You deliver them to demand icons your company can reach, and every unit an icon takes is paid at the current market price for your industry.</w:t>
       </w:r>
     </w:p>
     <w:p>
@@ -5798,7 +5798,7 @@
           <w:sz w:val="21"/>
           <w:szCs w:val="21"/>
         </w:rPr>
-        <w:t xml:space="preserve">Every district shows a 4x4 grid of demand. Each row is an industry; the four columns are levels 1 to 4. You may deliver to an icon if the row's industry is yours and the column is no higher than your company's level - so a bigger company reaches deeper into the same district.</w:t>
+        <w:t xml:space="preserve">Every district shows a 4x4 grid of demand. Each row is an industry; the four columns are levels 1 to 4. You may deliver to an icon if the row's industry is yours and the column is no higher than your company's level - so a bigger company reaches deeper into the same district, and the deeper icons are hungrier.</w:t>
       </w:r>
     </w:p>
     <w:p>
@@ -5855,7 +5855,26 @@
           <w:sz w:val="21"/>
           <w:szCs w:val="21"/>
         </w:rPr>
-        <w:t xml:space="preserve">Each icon can be sold to once, by whoever gets there first.</w:t>
+        <w:t xml:space="preserve">AN ICON TAKES ITS OWN COLUMN IN GOODS: the level-1 icon takes one unit, the level-2 icon two, the level-3 icon three, the level-4 icon four. A level-3 company reaching columns 1, 2 and 3 therefore sells 1 + 2 + 3 = 6 units into a single clean row of its industry.</w:t>
+      </w:r>
+    </w:p>
+    <w:p>
+      <w:pPr>
+        <w:pStyle w:val="ListParagraph"/>
+        <w:numPr>
+          <w:ilvl w:val="0"/>
+          <w:numId w:val="2"/>
+        </w:numPr>
+        <w:spacing w:after="60" w:line="276"/>
+      </w:pPr>
+      <w:r>
+        <w:rPr>
+          <w:rFonts w:ascii="Calibri" w:cs="Calibri" w:eastAsia="Calibri" w:hAnsi="Calibri"/>
+          <w:color w:val="1A1A1A"/>
+          <w:sz w:val="21"/>
+          <w:szCs w:val="21"/>
+        </w:rPr>
+        <w:t xml:space="preserve">Each icon can be sold to once, by whoever gets there first - and it is filled whole, however many units it took.</w:t>
       </w:r>
     </w:p>
     <w:p>
@@ -9564,7 +9583,7 @@
           <w:sz w:val="21"/>
           <w:szCs w:val="21"/>
         </w:rPr>
-        <w:t xml:space="preserve">Two tiles are drawn from each tier that is in play. At two players that is four tiles, at three it is six, and from four players up all four tiers come out and the box holds eight - so a small table is never filled with tiles nobody could ever claim.</w:t>
+        <w:t xml:space="preserve">Tiles are drawn from every tier that is in play, and how many depends on the table: TWO from each tier at two, three or four players, THREE at five, and at six players every tile in the game is available. So the box holds four tiles at two players, six at three, eight at four, twelve at five and all sixteen at six.</w:t>
       </w:r>
     </w:p>
     <w:p>
@@ -10094,7 +10113,7 @@
                 <w:sz w:val="19"/>
                 <w:szCs w:val="19"/>
               </w:rPr>
-              <w:t xml:space="preserve">Net ground rent collected</w:t>
+              <w:t xml:space="preserve">Cash on hand at the end</w:t>
             </w:r>
           </w:p>
         </w:tc>
@@ -10121,7 +10140,7 @@
                 <w:sz w:val="19"/>
                 <w:szCs w:val="19"/>
               </w:rPr>
-              <w:t xml:space="preserve">+1 per full $10, named separately from the rest of your cash</w:t>
+              <w:t xml:space="preserve">+1 per full $10</w:t>
             </w:r>
           </w:p>
         </w:tc>
@@ -10150,62 +10169,6 @@
                 <w:sz w:val="19"/>
                 <w:szCs w:val="19"/>
               </w:rPr>
-              <w:t xml:space="preserve">Cash on hand at the end</w:t>
-            </w:r>
-          </w:p>
-        </w:tc>
-        <w:tc>
-          <w:tcPr>
-            <w:tcW w:type="dxa" w:w="5976"/>
-            <w:tcMar>
-              <w:top w:type="dxa" w:w="60"/>
-              <w:left w:type="dxa" w:w="100"/>
-              <w:bottom w:type="dxa" w:w="60"/>
-              <w:right w:type="dxa" w:w="100"/>
-            </w:tcMar>
-          </w:tcPr>
-          <w:p>
-            <w:pPr>
-              <w:spacing w:after="0" w:line="252"/>
-            </w:pPr>
-            <w:r>
-              <w:rPr>
-                <w:rFonts w:ascii="Calibri" w:cs="Calibri" w:eastAsia="Calibri" w:hAnsi="Calibri"/>
-                <w:b w:val="false"/>
-                <w:bCs w:val="false"/>
-                <w:color w:val="1A1A1A"/>
-                <w:sz w:val="19"/>
-                <w:szCs w:val="19"/>
-              </w:rPr>
-              <w:t xml:space="preserve">+1 per full $10</w:t>
-            </w:r>
-          </w:p>
-        </w:tc>
-      </w:tr>
-      <w:tr>
-        <w:tc>
-          <w:tcPr>
-            <w:tcW w:type="dxa" w:w="3662"/>
-            <w:tcMar>
-              <w:top w:type="dxa" w:w="60"/>
-              <w:left w:type="dxa" w:w="100"/>
-              <w:bottom w:type="dxa" w:w="60"/>
-              <w:right w:type="dxa" w:w="100"/>
-            </w:tcMar>
-          </w:tcPr>
-          <w:p>
-            <w:pPr>
-              <w:spacing w:after="0" w:line="252"/>
-            </w:pPr>
-            <w:r>
-              <w:rPr>
-                <w:rFonts w:ascii="Calibri" w:cs="Calibri" w:eastAsia="Calibri" w:hAnsi="Calibri"/>
-                <w:b w:val="false"/>
-                <w:bCs w:val="false"/>
-                <w:color w:val="1A1A1A"/>
-                <w:sz w:val="19"/>
-                <w:szCs w:val="19"/>
-              </w:rPr>
               <w:t xml:space="preserve">Each loan disc still in the bank</w:t>
             </w:r>
           </w:p>
@@ -10269,7 +10232,7 @@
           <w:sz w:val="21"/>
           <w:szCs w:val="21"/>
         </w:rPr>
-        <w:t xml:space="preserve">Ground rent scores at the same $10 rate as the rest of your money - it is not a separate income - but the final tally names it on its own line so you can see what your land actually earned. A plot with somebody else’s building on it pays you every quarter; that is the main thing land does once the table is large.</w:t>
+        <w:t xml:space="preserve">Ground rent is simply money. It is collected as it is earned and scores inside your cash at the end like every other dollar - there is nothing separate to track. What is worth knowing is how much of your income it quietly becomes: a plot with somebody else’s building on it pays you every quarter, and by six players half the plots a player owns carry a rival’s building.</w:t>
       </w:r>
     </w:p>
     <w:p>

--- a/Entrepreneurs_Rulebook_v15_Tabletop.docx
+++ b/Entrepreneurs_Rulebook_v15_Tabletop.docx
@@ -3176,7 +3176,7 @@
           <w:sz w:val="21"/>
           <w:szCs w:val="21"/>
         </w:rPr>
-        <w:t xml:space="preserve">A plot can carry more than one level, and rent follows the levels rather than the plots: $3 for every level standing on a plot, paid to that plot's owner. Where a persona lets a company grow the other way - Technology stacking instead of spreading, Hospitality spreading instead of stacking - you choose which plot of the footprint the new level goes on. Stack it on land you own and the rent for those levels comes back to you.</w:t>
+        <w:t xml:space="preserve">A plot can carry more than one level, and rent follows the levels rather than the plots: $2 for every level standing on a plot, paid to that plot's owner. Where a persona lets a company grow the other way - Technology stacking instead of spreading, Hospitality spreading instead of stacking - you choose which plot of the footprint the new level goes on. Stack it on land you own and the rent for those levels comes back to you.</w:t>
       </w:r>
     </w:p>
     <w:p>
@@ -5641,7 +5641,7 @@
           <w:sz w:val="21"/>
           <w:szCs w:val="21"/>
         </w:rPr>
-        <w:t xml:space="preserve">Rent - $3 for every level standing on a plot - goes to whoever owns that plot. A vertical company stacks all its levels on one plot, so its whole rent goes to one landlord; a horizontal one puts a level on each plot it covers, so each landlord collects $3. On your own land it comes straight back to you.</w:t>
+        <w:t xml:space="preserve">Rent - $2 for every level standing on a plot - goes to whoever owns that plot. A vertical company stacks all its levels on one plot, so its whole rent goes to one landlord; a horizontal one puts a level on each plot it covers, so each landlord collects $2. On your own land it comes straight back to you.</w:t>
       </w:r>
     </w:p>
     <w:p>
@@ -6798,7 +6798,7 @@
           <w:sz w:val="21"/>
           <w:szCs w:val="21"/>
         </w:rPr>
-        <w:t xml:space="preserve">It has no OPEX to pay its rent out of, so its owner pays the ground rent from pocket every quarter - $3 for every level standing on a plot, to that plot's owner. On your own land nothing moves.</w:t>
+        <w:t xml:space="preserve">It has no OPEX to pay its rent out of, so its owner pays the ground rent from pocket every quarter - $2 for every level standing on a plot, to that plot's owner. On your own land nothing moves.</w:t>
       </w:r>
     </w:p>
     <w:p>
@@ -11875,7 +11875,7 @@
                 <w:sz w:val="19"/>
                 <w:szCs w:val="19"/>
               </w:rPr>
-              <w:t xml:space="preserve">$3 per company level, to the owners of the plots it stands on</w:t>
+              <w:t xml:space="preserve">$2 per company level, to the owners of the plots it stands on</w:t>
             </w:r>
           </w:p>
         </w:tc>
